--- a/doc/mlw-storage_v1.1.0_Release-Notes.docx
+++ b/doc/mlw-storage_v1.1.0_Release-Notes.docx
@@ -305,7 +305,7 @@
           <w:fldChar w:fldCharType="separate"/>
         </w:r>
         <w:r>
-          <w:t xml:space="preserve">4</w:t>
+          <w:t xml:space="preserve">5</w:t>
         </w:r>
         <w:r>
           <w:fldChar w:fldCharType="end"/>
@@ -408,7 +408,7 @@
           <w:rPr>
             <w:b/>
           </w:rPr>
-          <w:t xml:space="preserve">5</w:t>
+          <w:t xml:space="preserve">6</w:t>
         </w:r>
         <w:r>
           <w:rPr>
@@ -443,7 +443,7 @@
           <w:fldChar w:fldCharType="separate"/>
         </w:r>
         <w:r>
-          <w:t xml:space="preserve">5</w:t>
+          <w:t xml:space="preserve">6</w:t>
         </w:r>
         <w:r>
           <w:fldChar w:fldCharType="end"/>
@@ -603,7 +603,7 @@
           <w:fldChar w:fldCharType="separate"/>
         </w:r>
         <w:r>
-          <w:t xml:space="preserve">7</w:t>
+          <w:t xml:space="preserve">8</w:t>
         </w:r>
         <w:r>
           <w:fldChar w:fldCharType="end"/>
@@ -691,7 +691,7 @@
     </w:p>
     <w:p>
       <w:r>
-        <w:t>Companion documents: Architecture, Testing and User Guide (in the doc directory), and Installation.md for the release package.</w:t>
+        <w:t>Companion documents: Architecture, Testing, User Guide and Removable Storage (in the doc directory), and Installation.md for the release package.</w:t>
       </w:r>
     </w:p>
     <w:p>
@@ -753,7 +753,7 @@
         <w:t xml:space="preserve">Drive detection (optional). </w:t>
       </w:r>
       <w:r>
-        <w:t>When the overlay file docker-compose.media.yml is enabled, the gateway notices physical drives (USB, external and internal disks, unlocked encrypted volumes) mounted below the host media directory (MLW_MEDIA_DIR, /media by default) and lists them on a Drives page. A red count on the Drives link shows drives waiting for a decision. The gateway sleeps in the kernel until the mount table changes, so detection costs no CPU while idle. Loop, RAM and network devices are ignored. The media directory and the udev database are mounted read-only and nothing is written to a drive.</w:t>
+        <w:t>When the overlay file docker-compose.media.yml is enabled, the gateway notices physical drives (USB, external and internal disks, unlocked encrypted volumes) mounted below the host media directory (MLW_MEDIA_DIR, /media by default) and lists them on a Drives page. A red count on the Drives link shows drives waiting for a decision. The gateway sleeps in the kernel until the mount table changes, so detection costs no CPU while idle. Loop, RAM and network devices are ignored. The gateway sees the media directory and the udev database read-only and never writes to a drive; SFTPGo gets the media directory read-write to serve enabled drives.</w:t>
       </w:r>
     </w:p>
     <w:p>
@@ -764,10 +764,10 @@
         <w:rPr>
           <w:b/>
         </w:rPr>
-        <w:t xml:space="preserve">Enable, ignore, remove. </w:t>
+        <w:t xml:space="preserve">Publish to users and roles. </w:t>
       </w:r>
       <w:r>
-        <w:t>A new drive is not used until an administrator presses Enable. Disable, Ignore and Remove are available too. The page updates by itself when a drive is plugged in, unmounted or ejected, and decisions are remembered by filesystem UUID across restarts.</w:t>
+        <w:t>Enabling a drive opens an Access page where the administrator chooses the SFTPGo users (and, with Keycloak login, the Keycloak realm roles) who get the drive, and whether it is read-only (default read-write). The gateway creates an SFTPGo virtual folder for the drive and attaches it to those users at /drives/&lt;name&gt;; members of a role get it when they sign in. Access changes the choice, Disable withdraws the drive (the files are untouched), and decisions are remembered by filesystem UUID across restarts. The page updates by itself when a drive is plugged in, unmounted or ejected.</w:t>
       </w:r>
     </w:p>
     <w:p>
@@ -910,10 +910,10 @@
         <w:rPr>
           <w:b/>
         </w:rPr>
-        <w:t xml:space="preserve">Drives are not connected to SFTPGo yet. </w:t>
+        <w:t xml:space="preserve">Unplugging does not revoke access. </w:t>
       </w:r>
       <w:r>
-        <w:t>Enabling a drive records the decision and shows it as Available; its files are not published to SFTPGo users.</w:t>
+        <w:t>The gateway keeps no SFTPGo credentials, so a drive stays attached to its users when it is unplugged; they get errors until it returns. Press Disable before unplugging. Role access is applied at the next sign-in. SFTPGo runs as uid 1000, so the drive must be writable by that user (FAT and exFAT need uid=1000,gid=1000 mount options).</w:t>
       </w:r>
     </w:p>
     <w:p>

--- a/doc/mlw-storage_v1.1.0_Release-Notes.docx
+++ b/doc/mlw-storage_v1.1.0_Release-Notes.docx
@@ -768,6 +768,20 @@
       </w:r>
       <w:r>
         <w:t>Enabling a drive opens an Access page where the administrator chooses the SFTPGo users (and, with Keycloak login, the Keycloak realm roles) who get the drive, and whether it is read-only (default read-write). The gateway creates an SFTPGo virtual folder for the drive and attaches it to those users at /drives/&lt;name&gt;; members of a role get it when they sign in. Access changes the choice, Disable withdraws the drive (the files are untouched), and decisions are remembered by filesystem UUID across restarts. The page updates by itself when a drive is plugged in, unmounted or ejected.</w:t>
+      </w:r>
+    </w:p>
+    <w:p>
+      <w:pPr>
+        <w:pStyle w:val="ListBullet"/>
+      </w:pPr>
+      <w:r>
+        <w:rPr>
+          <w:b/>
+        </w:rPr>
+        <w:t xml:space="preserve">Drives for applications. </w:t>
+      </w:r>
+      <w:r>
+        <w:t>GET /mlw/v1/storage/drives lists the removable drives the token's user may use now (enabled for the user or one of the token's realm roles, and mounted), with each drive's name, its /drives/&lt;name&gt; path and whether it is read-only. An application such as mlw-xsheet uses it to offer the drives in its own storage dialog.</w:t>
       </w:r>
     </w:p>
     <w:p>

--- a/doc/mlw-storage_v1.1.0_Release-Notes.docx
+++ b/doc/mlw-storage_v1.1.0_Release-Notes.docx
@@ -273,7 +273,7 @@
           <w:fldChar w:fldCharType="separate"/>
         </w:r>
         <w:r>
-          <w:t xml:space="preserve">4</w:t>
+          <w:t xml:space="preserve">5</w:t>
         </w:r>
         <w:r>
           <w:fldChar w:fldCharType="end"/>
@@ -507,7 +507,7 @@
           <w:fldChar w:fldCharType="separate"/>
         </w:r>
         <w:r>
-          <w:t xml:space="preserve">6</w:t>
+          <w:t xml:space="preserve">7</w:t>
         </w:r>
         <w:r>
           <w:fldChar w:fldCharType="end"/>
@@ -571,7 +571,7 @@
           <w:fldChar w:fldCharType="separate"/>
         </w:r>
         <w:r>
-          <w:t xml:space="preserve">7</w:t>
+          <w:t xml:space="preserve">8</w:t>
         </w:r>
         <w:r>
           <w:fldChar w:fldCharType="end"/>
@@ -653,7 +653,7 @@
           <w:rPr>
             <w:b/>
           </w:rPr>
-          <w:t xml:space="preserve">8</w:t>
+          <w:t xml:space="preserve">9</w:t>
         </w:r>
         <w:r>
           <w:rPr>
@@ -725,7 +725,35 @@
         <w:t xml:space="preserve">Web UI. </w:t>
       </w:r>
       <w:r>
-        <w:t>The gateway serves a sign-in page and a Dashboard under /mlw/. Administrators sign in with their SFTPGo administrator credentials; the Dashboard lists the local users (name, status, last login, description) in tables of 20 with previous and next arrows. A button opens the SFTPGo administration console, which gets a "mlw-storage Dashboard" button to come back. An account menu shows the signed-in name and a Logout command. Set PROXY_UI=false to turn the UI off.</w:t>
+        <w:t>The gateway serves a sign-in page and a Dashboard under /mlw/. Administrators sign in with their SFTPGo administrator credentials; the Dashboard lists the local users (name, status, last login, description) in tables of 20 with previous and next arrows. The account menu has SFTPGo (opens the SFTPGo administration console already signed in, with a "mlw-storage Dashboard" button to come back), Report and Logout. Set PROXY_UI=false to turn the UI off.</w:t>
+      </w:r>
+    </w:p>
+    <w:p>
+      <w:pPr>
+        <w:pStyle w:val="ListBullet"/>
+      </w:pPr>
+      <w:r>
+        <w:rPr>
+          <w:b/>
+        </w:rPr>
+        <w:t xml:space="preserve">About dialog.</w:t>
+      </w:r>
+      <w:r>
+        <w:t xml:space="preserve"> An About button in the top bar, to the right of Drives, shows "Magic Lantern Storage Manager", the author, the version (v1.1.0) and a License tab with the project license.</w:t>
+      </w:r>
+    </w:p>
+    <w:p>
+      <w:pPr>
+        <w:pStyle w:val="ListBullet"/>
+      </w:pPr>
+      <w:r>
+        <w:rPr>
+          <w:b/>
+        </w:rPr>
+        <w:t xml:space="preserve">Configuration report.</w:t>
+      </w:r>
+      <w:r>
+        <w:t xml:space="preserve"> The Report item in the account menu downloads a PDF, "mlw-storage Configuration Report", of the SFTPGo configuration: users and administrators (shown Active or Inactive), groups, virtual folders, roles, event actions and rules, and the removable drives. Secrets are not included.</w:t>
       </w:r>
     </w:p>
     <w:p>
@@ -795,7 +823,7 @@
         <w:t xml:space="preserve">Manual drive entry. </w:t>
       </w:r>
       <w:r>
-        <w:t>An Add drive button on the Drives page opens a dialog (name, mount point, optional device and file system, and whether to make the drive available at once) for a volume that is mounted below the media directory but was not detected, such as a FUSE or network mount. Entries are validated, remembered, marked "manual", and can be disabled, enabled and removed.</w:t>
+        <w:t>An Add drive button below the list on the Drives page opens a dialog (name, mount point, optional device and file system, and whether to make the drive available at once) for a volume that is mounted below the media directory but was not detected, such as a FUSE or network mount. Entries are validated, remembered, marked "manual", and can be disabled, enabled and removed.</w:t>
       </w:r>
     </w:p>
     <w:p>
@@ -1302,7 +1330,7 @@
     </w:p>
     <w:p>
       <w:r>
-        <w:t>Then open http://localhost:8380 and sign in with the administrator credentials; the SFTPGo administration console is one click away. Remote servers use SFTP on port 2222, for example: sftp -P 2222 &lt;user&gt;@&lt;host&gt;. The gateway answers GET /healthz on port 8380.</w:t>
+        <w:t>Then open http://localhost:8380 and sign in with the administrator credentials; the SFTPGo administration console is one click away in the account menu (SFTPGo). Remote servers use SFTP on port 2222, for example: sftp -P 2222 &lt;user&gt;@&lt;host&gt;. The gateway answers GET /healthz on port 8380.</w:t>
       </w:r>
     </w:p>
     <w:p>
